--- a/Asset Log.docx
+++ b/Asset Log.docx
@@ -1,6 +1,6 @@
 
 <file path=word/document.xml><?xml version="1.0" encoding="utf-8"?>
-<w:document xmlns:wpc="http://schemas.microsoft.com/office/word/2010/wordprocessingCanvas" xmlns:cx="http://schemas.microsoft.com/office/drawing/2014/chartex" xmlns:cx1="http://schemas.microsoft.com/office/drawing/2015/9/8/chartex" xmlns:cx2="http://schemas.microsoft.com/office/drawing/2015/10/21/chartex" xmlns:cx3="http://schemas.microsoft.com/office/drawing/2016/5/9/chartex" xmlns:cx4="http://schemas.microsoft.com/office/drawing/2016/5/10/chartex" xmlns:cx5="http://schemas.microsoft.com/office/drawing/2016/5/11/chartex" xmlns:cx6="http://schemas.microsoft.com/office/drawing/2016/5/12/chartex" xmlns:cx7="http://schemas.microsoft.com/office/drawing/2016/5/13/chartex" xmlns:cx8="http://schemas.microsoft.com/office/drawing/2016/5/14/chartex" xmlns:mc="http://schemas.openxmlformats.org/markup-compatibility/2006" xmlns:aink="http://schemas.microsoft.com/office/drawing/2016/ink" xmlns:am3d="http://schemas.microsoft.com/office/drawing/2017/model3d" xmlns:o="urn:schemas-microsoft-com:office:office" xmlns:r="http://schemas.openxmlformats.org/officeDocument/2006/relationships" xmlns:m="http://schemas.openxmlformats.org/officeDocument/2006/math" xmlns:v="urn:schemas-microsoft-com:vml" xmlns:wp14="http://schemas.microsoft.com/office/word/2010/wordprocessingDrawing" xmlns:wp="http://schemas.openxmlformats.org/drawingml/2006/wordprocessingDrawing" xmlns:w10="urn:schemas-microsoft-com:office:word" xmlns:w="http://schemas.openxmlformats.org/wordprocessingml/2006/main" xmlns:w14="http://schemas.microsoft.com/office/word/2010/wordml" xmlns:w15="http://schemas.microsoft.com/office/word/2012/wordml" xmlns:w16cex="http://schemas.microsoft.com/office/word/2018/wordml/cex" xmlns:w16cid="http://schemas.microsoft.com/office/word/2016/wordml/cid" xmlns:w16="http://schemas.microsoft.com/office/word/2018/wordml" xmlns:w16sdtdh="http://schemas.microsoft.com/office/word/2020/wordml/sdtdatahash" xmlns:w16se="http://schemas.microsoft.com/office/word/2015/wordml/symex" xmlns:wpg="http://schemas.microsoft.com/office/word/2010/wordprocessingGroup" xmlns:wpi="http://schemas.microsoft.com/office/word/2010/wordprocessingInk" xmlns:wne="http://schemas.microsoft.com/office/word/2006/wordml" xmlns:wps="http://schemas.microsoft.com/office/word/2010/wordprocessingShape" mc:Ignorable="w14 w15 w16se w16cid w16 w16cex w16sdtdh wp14">
+<w:document xmlns:wpc="http://schemas.microsoft.com/office/word/2010/wordprocessingCanvas" xmlns:cx="http://schemas.microsoft.com/office/drawing/2014/chartex" xmlns:cx1="http://schemas.microsoft.com/office/drawing/2015/9/8/chartex" xmlns:cx2="http://schemas.microsoft.com/office/drawing/2015/10/21/chartex" xmlns:cx3="http://schemas.microsoft.com/office/drawing/2016/5/9/chartex" xmlns:cx4="http://schemas.microsoft.com/office/drawing/2016/5/10/chartex" xmlns:cx5="http://schemas.microsoft.com/office/drawing/2016/5/11/chartex" xmlns:cx6="http://schemas.microsoft.com/office/drawing/2016/5/12/chartex" xmlns:cx7="http://schemas.microsoft.com/office/drawing/2016/5/13/chartex" xmlns:cx8="http://schemas.microsoft.com/office/drawing/2016/5/14/chartex" xmlns:mc="http://schemas.openxmlformats.org/markup-compatibility/2006" xmlns:aink="http://schemas.microsoft.com/office/drawing/2016/ink" xmlns:am3d="http://schemas.microsoft.com/office/drawing/2017/model3d" xmlns:o="urn:schemas-microsoft-com:office:office" xmlns:oel="http://schemas.microsoft.com/office/2019/extlst" xmlns:r="http://schemas.openxmlformats.org/officeDocument/2006/relationships" xmlns:m="http://schemas.openxmlformats.org/officeDocument/2006/math" xmlns:v="urn:schemas-microsoft-com:vml" xmlns:wp14="http://schemas.microsoft.com/office/word/2010/wordprocessingDrawing" xmlns:wp="http://schemas.openxmlformats.org/drawingml/2006/wordprocessingDrawing" xmlns:w10="urn:schemas-microsoft-com:office:word" xmlns:w="http://schemas.openxmlformats.org/wordprocessingml/2006/main" xmlns:w14="http://schemas.microsoft.com/office/word/2010/wordml" xmlns:w15="http://schemas.microsoft.com/office/word/2012/wordml" xmlns:w16cex="http://schemas.microsoft.com/office/word/2018/wordml/cex" xmlns:w16cid="http://schemas.microsoft.com/office/word/2016/wordml/cid" xmlns:w16="http://schemas.microsoft.com/office/word/2018/wordml" xmlns:w16du="http://schemas.microsoft.com/office/word/2023/wordml/word16du" xmlns:w16sdtdh="http://schemas.microsoft.com/office/word/2020/wordml/sdtdatahash" xmlns:w16sdtfl="http://schemas.microsoft.com/office/word/2024/wordml/sdtformatlock" xmlns:w16se="http://schemas.microsoft.com/office/word/2015/wordml/symex" xmlns:wpg="http://schemas.microsoft.com/office/word/2010/wordprocessingGroup" xmlns:wpi="http://schemas.microsoft.com/office/word/2010/wordprocessingInk" xmlns:wne="http://schemas.microsoft.com/office/word/2006/wordml" xmlns:wps="http://schemas.microsoft.com/office/word/2010/wordprocessingShape" mc:Ignorable="w14 w15 w16se w16cid w16 w16cex w16sdtdh w16sdtfl w16du wp14">
   <w:body>
     <w:p>
       <w:pPr>
@@ -32,10 +32,10 @@
         <w:tblLook w:val="04A0" w:firstRow="1" w:lastRow="0" w:firstColumn="1" w:lastColumn="0" w:noHBand="0" w:noVBand="1"/>
       </w:tblPr>
       <w:tblGrid>
-        <w:gridCol w:w="1329"/>
-        <w:gridCol w:w="1930"/>
-        <w:gridCol w:w="7104"/>
-        <w:gridCol w:w="977"/>
+        <w:gridCol w:w="1273"/>
+        <w:gridCol w:w="1707"/>
+        <w:gridCol w:w="7414"/>
+        <w:gridCol w:w="946"/>
       </w:tblGrid>
       <w:tr>
         <w:tc>
@@ -240,6 +240,13 @@
                 <w:szCs w:val="16"/>
               </w:rPr>
             </w:pPr>
+            <w:r>
+              <w:rPr>
+                <w:sz w:val="16"/>
+                <w:szCs w:val="16"/>
+              </w:rPr>
+              <w:t>https://www.freepik.com/icon/stick-man-with-open-arms_1310#fromView=search&amp;page=1&amp;position=14&amp;uuid=b3f97224-622d-447b-bb7e-015ccc5332f0</w:t>
+            </w:r>
           </w:p>
         </w:tc>
         <w:tc>
@@ -315,6 +322,13 @@
                 <w:szCs w:val="16"/>
               </w:rPr>
             </w:pPr>
+            <w:r>
+              <w:rPr>
+                <w:sz w:val="16"/>
+                <w:szCs w:val="16"/>
+              </w:rPr>
+              <w:t>https://www.freepik.com/icon/brightness_4203954#fromView=family&amp;page=5&amp;position=18&amp;uuid=e7719bcc-f3e3-4ae1-a87b-f208af4ed12b</w:t>
+            </w:r>
           </w:p>
         </w:tc>
         <w:tc>
@@ -390,6 +404,13 @@
                 <w:szCs w:val="16"/>
               </w:rPr>
             </w:pPr>
+            <w:r>
+              <w:rPr>
+                <w:sz w:val="16"/>
+                <w:szCs w:val="16"/>
+              </w:rPr>
+              <w:t>https://www.freepik.com/icon/moon_4400405#fromView=family&amp;page=1&amp;position=3&amp;uuid=71fecc4d-e205-4559-ac5f-565e8ce7360f</w:t>
+            </w:r>
           </w:p>
         </w:tc>
         <w:tc>
@@ -465,6 +486,13 @@
                 <w:szCs w:val="16"/>
               </w:rPr>
             </w:pPr>
+            <w:r>
+              <w:rPr>
+                <w:sz w:val="16"/>
+                <w:szCs w:val="16"/>
+              </w:rPr>
+              <w:t>https://www.freepik.com/icon/volume_4544699#fromView=family&amp;page=3&amp;position=83&amp;uuid=e7719bcc-f3e3-4ae1-a87b-f208af4ed12b</w:t>
+            </w:r>
           </w:p>
         </w:tc>
         <w:tc>
@@ -540,6 +568,13 @@
                 <w:szCs w:val="16"/>
               </w:rPr>
             </w:pPr>
+            <w:r>
+              <w:rPr>
+                <w:sz w:val="16"/>
+                <w:szCs w:val="16"/>
+              </w:rPr>
+              <w:t>https://www.freepik.com/icon/size_3838583#fromView=family&amp;page=1&amp;position=1&amp;uuid=5837c817-7ab6-46ce-ab79-04b5ce446b63</w:t>
+            </w:r>
           </w:p>
         </w:tc>
         <w:tc>
@@ -615,6 +650,13 @@
                 <w:szCs w:val="16"/>
               </w:rPr>
             </w:pPr>
+            <w:r>
+              <w:rPr>
+                <w:sz w:val="16"/>
+                <w:szCs w:val="16"/>
+              </w:rPr>
+              <w:t>https://www.freepik.com/icon/size_3838587#fromView=family&amp;page=1&amp;position=0&amp;uuid=b1720b1f-8e89-4bbd-a411-574fb2e160dc</w:t>
+            </w:r>
           </w:p>
         </w:tc>
         <w:tc>
@@ -690,6 +732,13 @@
                 <w:szCs w:val="16"/>
               </w:rPr>
             </w:pPr>
+            <w:r>
+              <w:rPr>
+                <w:sz w:val="16"/>
+                <w:szCs w:val="16"/>
+              </w:rPr>
+              <w:t>https://www.freepik.com/icon/refresh_4692268#fromView=family&amp;page=1&amp;position=0&amp;uuid=012bc3c9-05db-477e-a39b-6620c6c099d3</w:t>
+            </w:r>
           </w:p>
         </w:tc>
         <w:tc>
@@ -877,7 +926,7 @@
                 <w:sz w:val="16"/>
                 <w:szCs w:val="16"/>
               </w:rPr>
-              <w:t>email-icon.png</w:t>
+              <w:t>shopping-icon.png</w:t>
             </w:r>
           </w:p>
         </w:tc>
@@ -892,6 +941,13 @@
                 <w:szCs w:val="16"/>
               </w:rPr>
             </w:pPr>
+            <w:r>
+              <w:rPr>
+                <w:sz w:val="16"/>
+                <w:szCs w:val="16"/>
+              </w:rPr>
+              <w:t>Displayed within the no orders card when the user has not yet made any orders and attempts to view them.</w:t>
+            </w:r>
           </w:p>
         </w:tc>
         <w:tc>
@@ -910,7 +966,7 @@
                 <w:sz w:val="16"/>
                 <w:szCs w:val="16"/>
               </w:rPr>
-              <w:t>https://www.freepik.com/icon/email_7570711#fromView=family&amp;page=4&amp;position=12&amp;uuid=b4a303c0-d103-4699-8cb6-0499e8842d83</w:t>
+              <w:t>https://www.freepik.com/icon/shopping-bag_879760#fromView=family&amp;page=3&amp;position=19&amp;uuid=b4a303c0-d103-4699-8cb6-0499e8842d83</w:t>
             </w:r>
           </w:p>
         </w:tc>
@@ -939,26 +995,28 @@
         <w:tc>
           <w:tcPr>
             <w:tcW w:w="1329" w:type="dxa"/>
-          </w:tcPr>
-          <w:p>
-            <w:pPr>
-              <w:rPr>
-                <w:sz w:val="16"/>
-                <w:szCs w:val="16"/>
-              </w:rPr>
-            </w:pPr>
-            <w:r>
-              <w:rPr>
-                <w:sz w:val="16"/>
-                <w:szCs w:val="16"/>
-              </w:rPr>
-              <w:t>plant-icon.png</w:t>
+            <w:shd w:val="clear" w:color="auto" w:fill="D9E2F3" w:themeFill="accent1" w:themeFillTint="33"/>
+          </w:tcPr>
+          <w:p>
+            <w:pPr>
+              <w:rPr>
+                <w:sz w:val="16"/>
+                <w:szCs w:val="16"/>
+              </w:rPr>
+            </w:pPr>
+            <w:r>
+              <w:rPr>
+                <w:sz w:val="16"/>
+                <w:szCs w:val="16"/>
+              </w:rPr>
+              <w:t>PRODUCTS</w:t>
             </w:r>
           </w:p>
         </w:tc>
         <w:tc>
           <w:tcPr>
             <w:tcW w:w="1930" w:type="dxa"/>
+            <w:shd w:val="clear" w:color="auto" w:fill="D9E2F3" w:themeFill="accent1" w:themeFillTint="33"/>
           </w:tcPr>
           <w:p>
             <w:pPr>
@@ -972,41 +1030,29 @@
         <w:tc>
           <w:tcPr>
             <w:tcW w:w="7104" w:type="dxa"/>
-          </w:tcPr>
-          <w:p>
-            <w:pPr>
-              <w:rPr>
-                <w:sz w:val="16"/>
-                <w:szCs w:val="16"/>
-              </w:rPr>
-            </w:pPr>
-            <w:r>
-              <w:rPr>
-                <w:sz w:val="16"/>
-                <w:szCs w:val="16"/>
-              </w:rPr>
-              <w:t>https://www.freepik.com/icon/leaf_5129723#fromView=family&amp;page=4&amp;position=34&amp;uuid=b4a303c0-d103-4699-8cb6-0499e8842d83</w:t>
-            </w:r>
+            <w:shd w:val="clear" w:color="auto" w:fill="D9E2F3" w:themeFill="accent1" w:themeFillTint="33"/>
+          </w:tcPr>
+          <w:p>
+            <w:pPr>
+              <w:rPr>
+                <w:sz w:val="16"/>
+                <w:szCs w:val="16"/>
+              </w:rPr>
+            </w:pPr>
           </w:p>
         </w:tc>
         <w:tc>
           <w:tcPr>
             <w:tcW w:w="977" w:type="dxa"/>
-          </w:tcPr>
-          <w:p>
-            <w:pPr>
-              <w:rPr>
-                <w:sz w:val="16"/>
-                <w:szCs w:val="16"/>
-              </w:rPr>
-            </w:pPr>
-            <w:r>
-              <w:rPr>
-                <w:sz w:val="16"/>
-                <w:szCs w:val="16"/>
-              </w:rPr>
-              <w:t>23/04/26</w:t>
-            </w:r>
+            <w:shd w:val="clear" w:color="auto" w:fill="D9E2F3" w:themeFill="accent1" w:themeFillTint="33"/>
+          </w:tcPr>
+          <w:p>
+            <w:pPr>
+              <w:rPr>
+                <w:sz w:val="16"/>
+                <w:szCs w:val="16"/>
+              </w:rPr>
+            </w:pPr>
           </w:p>
         </w:tc>
       </w:tr>
@@ -1027,7 +1073,7 @@
                 <w:sz w:val="16"/>
                 <w:szCs w:val="16"/>
               </w:rPr>
-              <w:t>shopping-icon.png</w:t>
+              <w:t>apple.png</w:t>
             </w:r>
           </w:p>
         </w:tc>
@@ -1047,7 +1093,14 @@
                 <w:sz w:val="16"/>
                 <w:szCs w:val="16"/>
               </w:rPr>
-              <w:t>Displayed within the no orders card when the user has not yet made any orders and attempts to view them.</w:t>
+              <w:t>Used as the image for the apple example product</w:t>
+            </w:r>
+            <w:r>
+              <w:rPr>
+                <w:sz w:val="16"/>
+                <w:szCs w:val="16"/>
+              </w:rPr>
+              <w:t xml:space="preserve"> on the products page </w:t>
             </w:r>
           </w:p>
         </w:tc>
@@ -1067,7 +1120,7 @@
                 <w:sz w:val="16"/>
                 <w:szCs w:val="16"/>
               </w:rPr>
-              <w:t>https://www.freepik.com/icon/shopping-bag_879760#fromView=family&amp;page=3&amp;position=19&amp;uuid=b4a303c0-d103-4699-8cb6-0499e8842d83</w:t>
+              <w:t>https://www.freepik.com/free-psd/close-up-apple-isolated_229321439.htm#fromView=search&amp;page=1&amp;position=32&amp;uuid=f6b35926-75f3-4aa3-be56-f0cd064fadf4&amp;query=apple</w:t>
             </w:r>
           </w:p>
         </w:tc>
@@ -1087,7 +1140,7 @@
                 <w:sz w:val="16"/>
                 <w:szCs w:val="16"/>
               </w:rPr>
-              <w:t>23/04/26</w:t>
+              <w:t>14/04/26</w:t>
             </w:r>
           </w:p>
         </w:tc>
@@ -1096,6 +1149,483 @@
         <w:tc>
           <w:tcPr>
             <w:tcW w:w="1329" w:type="dxa"/>
+          </w:tcPr>
+          <w:p>
+            <w:pPr>
+              <w:rPr>
+                <w:sz w:val="16"/>
+                <w:szCs w:val="16"/>
+              </w:rPr>
+            </w:pPr>
+            <w:r>
+              <w:rPr>
+                <w:sz w:val="16"/>
+                <w:szCs w:val="16"/>
+              </w:rPr>
+              <w:t>bacon.png</w:t>
+            </w:r>
+          </w:p>
+        </w:tc>
+        <w:tc>
+          <w:tcPr>
+            <w:tcW w:w="1930" w:type="dxa"/>
+          </w:tcPr>
+          <w:p>
+            <w:pPr>
+              <w:rPr>
+                <w:sz w:val="16"/>
+                <w:szCs w:val="16"/>
+              </w:rPr>
+            </w:pPr>
+            <w:r>
+              <w:rPr>
+                <w:sz w:val="16"/>
+                <w:szCs w:val="16"/>
+              </w:rPr>
+              <w:t>Added to file folder to test the add product function</w:t>
+            </w:r>
+          </w:p>
+        </w:tc>
+        <w:tc>
+          <w:tcPr>
+            <w:tcW w:w="7104" w:type="dxa"/>
+          </w:tcPr>
+          <w:p>
+            <w:pPr>
+              <w:rPr>
+                <w:sz w:val="16"/>
+                <w:szCs w:val="16"/>
+              </w:rPr>
+            </w:pPr>
+            <w:hyperlink r:id="rId7" w:anchor="google_vignette" w:history="1">
+              <w:r>
+                <w:rPr>
+                  <w:rStyle w:val="Hyperlink"/>
+                  <w:sz w:val="16"/>
+                  <w:szCs w:val="16"/>
+                </w:rPr>
+                <w:t>Bacon PNG transparent image download, size: 3508x2804px</w:t>
+              </w:r>
+            </w:hyperlink>
+          </w:p>
+        </w:tc>
+        <w:tc>
+          <w:tcPr>
+            <w:tcW w:w="977" w:type="dxa"/>
+          </w:tcPr>
+          <w:p>
+            <w:pPr>
+              <w:rPr>
+                <w:sz w:val="16"/>
+                <w:szCs w:val="16"/>
+              </w:rPr>
+            </w:pPr>
+            <w:r>
+              <w:rPr>
+                <w:sz w:val="16"/>
+                <w:szCs w:val="16"/>
+              </w:rPr>
+              <w:t>21/04/26</w:t>
+            </w:r>
+          </w:p>
+        </w:tc>
+      </w:tr>
+      <w:tr>
+        <w:tc>
+          <w:tcPr>
+            <w:tcW w:w="1329" w:type="dxa"/>
+          </w:tcPr>
+          <w:p>
+            <w:pPr>
+              <w:rPr>
+                <w:sz w:val="16"/>
+                <w:szCs w:val="16"/>
+              </w:rPr>
+            </w:pPr>
+            <w:r>
+              <w:rPr>
+                <w:sz w:val="16"/>
+                <w:szCs w:val="16"/>
+              </w:rPr>
+              <w:t>banana.png</w:t>
+            </w:r>
+          </w:p>
+        </w:tc>
+        <w:tc>
+          <w:tcPr>
+            <w:tcW w:w="1930" w:type="dxa"/>
+          </w:tcPr>
+          <w:p>
+            <w:pPr>
+              <w:rPr>
+                <w:sz w:val="16"/>
+                <w:szCs w:val="16"/>
+              </w:rPr>
+            </w:pPr>
+            <w:r>
+              <w:rPr>
+                <w:sz w:val="16"/>
+                <w:szCs w:val="16"/>
+              </w:rPr>
+              <w:t xml:space="preserve">Used as the image for the </w:t>
+            </w:r>
+            <w:r>
+              <w:rPr>
+                <w:sz w:val="16"/>
+                <w:szCs w:val="16"/>
+              </w:rPr>
+              <w:t>banana</w:t>
+            </w:r>
+            <w:r>
+              <w:rPr>
+                <w:sz w:val="16"/>
+                <w:szCs w:val="16"/>
+              </w:rPr>
+              <w:t xml:space="preserve"> example product</w:t>
+            </w:r>
+            <w:r>
+              <w:rPr>
+                <w:sz w:val="16"/>
+                <w:szCs w:val="16"/>
+              </w:rPr>
+              <w:t xml:space="preserve"> on the products page </w:t>
+            </w:r>
+          </w:p>
+        </w:tc>
+        <w:tc>
+          <w:tcPr>
+            <w:tcW w:w="7104" w:type="dxa"/>
+          </w:tcPr>
+          <w:p>
+            <w:pPr>
+              <w:rPr>
+                <w:sz w:val="16"/>
+                <w:szCs w:val="16"/>
+              </w:rPr>
+            </w:pPr>
+            <w:r>
+              <w:rPr>
+                <w:sz w:val="16"/>
+                <w:szCs w:val="16"/>
+              </w:rPr>
+              <w:t>https://www.freepik.com/free-psd/cluster-bright-yellow-bananas-white-background_424853885.htm#fromView=search&amp;page=1&amp;position=24&amp;uuid=5e5e9b5e-f5d4-4731-af86-59df9c9dfe11&amp;query=banana?log-in=google</w:t>
+            </w:r>
+          </w:p>
+        </w:tc>
+        <w:tc>
+          <w:tcPr>
+            <w:tcW w:w="977" w:type="dxa"/>
+          </w:tcPr>
+          <w:p>
+            <w:pPr>
+              <w:rPr>
+                <w:sz w:val="16"/>
+                <w:szCs w:val="16"/>
+              </w:rPr>
+            </w:pPr>
+            <w:r>
+              <w:rPr>
+                <w:sz w:val="16"/>
+                <w:szCs w:val="16"/>
+              </w:rPr>
+              <w:t>14/04/26</w:t>
+            </w:r>
+          </w:p>
+        </w:tc>
+      </w:tr>
+      <w:tr>
+        <w:tc>
+          <w:tcPr>
+            <w:tcW w:w="1329" w:type="dxa"/>
+          </w:tcPr>
+          <w:p>
+            <w:pPr>
+              <w:rPr>
+                <w:sz w:val="16"/>
+                <w:szCs w:val="16"/>
+              </w:rPr>
+            </w:pPr>
+            <w:r>
+              <w:rPr>
+                <w:sz w:val="16"/>
+                <w:szCs w:val="16"/>
+              </w:rPr>
+              <w:t>honey.png</w:t>
+            </w:r>
+          </w:p>
+        </w:tc>
+        <w:tc>
+          <w:tcPr>
+            <w:tcW w:w="1930" w:type="dxa"/>
+          </w:tcPr>
+          <w:p>
+            <w:pPr>
+              <w:rPr>
+                <w:sz w:val="16"/>
+                <w:szCs w:val="16"/>
+              </w:rPr>
+            </w:pPr>
+            <w:r>
+              <w:rPr>
+                <w:sz w:val="16"/>
+                <w:szCs w:val="16"/>
+              </w:rPr>
+              <w:t>Added to file folder to test the add product function</w:t>
+            </w:r>
+          </w:p>
+        </w:tc>
+        <w:tc>
+          <w:tcPr>
+            <w:tcW w:w="7104" w:type="dxa"/>
+          </w:tcPr>
+          <w:p>
+            <w:pPr>
+              <w:rPr>
+                <w:sz w:val="16"/>
+                <w:szCs w:val="16"/>
+              </w:rPr>
+            </w:pPr>
+            <w:r>
+              <w:rPr>
+                <w:sz w:val="16"/>
+                <w:szCs w:val="16"/>
+              </w:rPr>
+              <w:t>https://pngimg.com/image/86359</w:t>
+            </w:r>
+          </w:p>
+        </w:tc>
+        <w:tc>
+          <w:tcPr>
+            <w:tcW w:w="977" w:type="dxa"/>
+          </w:tcPr>
+          <w:p>
+            <w:pPr>
+              <w:rPr>
+                <w:sz w:val="16"/>
+                <w:szCs w:val="16"/>
+              </w:rPr>
+            </w:pPr>
+            <w:r>
+              <w:rPr>
+                <w:sz w:val="16"/>
+                <w:szCs w:val="16"/>
+              </w:rPr>
+              <w:t>21/04/26</w:t>
+            </w:r>
+          </w:p>
+        </w:tc>
+      </w:tr>
+      <w:tr>
+        <w:tc>
+          <w:tcPr>
+            <w:tcW w:w="1329" w:type="dxa"/>
+          </w:tcPr>
+          <w:p>
+            <w:pPr>
+              <w:rPr>
+                <w:sz w:val="16"/>
+                <w:szCs w:val="16"/>
+              </w:rPr>
+            </w:pPr>
+            <w:r>
+              <w:rPr>
+                <w:sz w:val="16"/>
+                <w:szCs w:val="16"/>
+              </w:rPr>
+              <w:t>orange.png</w:t>
+            </w:r>
+          </w:p>
+        </w:tc>
+        <w:tc>
+          <w:tcPr>
+            <w:tcW w:w="1930" w:type="dxa"/>
+          </w:tcPr>
+          <w:p>
+            <w:pPr>
+              <w:rPr>
+                <w:sz w:val="16"/>
+                <w:szCs w:val="16"/>
+              </w:rPr>
+            </w:pPr>
+            <w:r>
+              <w:rPr>
+                <w:sz w:val="16"/>
+                <w:szCs w:val="16"/>
+              </w:rPr>
+              <w:t xml:space="preserve">Used as the image for the </w:t>
+            </w:r>
+            <w:r>
+              <w:rPr>
+                <w:sz w:val="16"/>
+                <w:szCs w:val="16"/>
+              </w:rPr>
+              <w:t>orange</w:t>
+            </w:r>
+            <w:r>
+              <w:rPr>
+                <w:sz w:val="16"/>
+                <w:szCs w:val="16"/>
+              </w:rPr>
+              <w:t xml:space="preserve"> example </w:t>
+            </w:r>
+            <w:r>
+              <w:rPr>
+                <w:sz w:val="16"/>
+                <w:szCs w:val="16"/>
+              </w:rPr>
+              <w:lastRenderedPageBreak/>
+              <w:t>product</w:t>
+            </w:r>
+            <w:r>
+              <w:rPr>
+                <w:sz w:val="16"/>
+                <w:szCs w:val="16"/>
+              </w:rPr>
+              <w:t xml:space="preserve"> on the products page </w:t>
+            </w:r>
+          </w:p>
+        </w:tc>
+        <w:tc>
+          <w:tcPr>
+            <w:tcW w:w="7104" w:type="dxa"/>
+          </w:tcPr>
+          <w:p>
+            <w:pPr>
+              <w:rPr>
+                <w:sz w:val="16"/>
+                <w:szCs w:val="16"/>
+              </w:rPr>
+            </w:pPr>
+          </w:p>
+        </w:tc>
+        <w:tc>
+          <w:tcPr>
+            <w:tcW w:w="977" w:type="dxa"/>
+          </w:tcPr>
+          <w:p>
+            <w:pPr>
+              <w:rPr>
+                <w:sz w:val="16"/>
+                <w:szCs w:val="16"/>
+              </w:rPr>
+            </w:pPr>
+            <w:r>
+              <w:rPr>
+                <w:sz w:val="16"/>
+                <w:szCs w:val="16"/>
+              </w:rPr>
+              <w:t>14/04/26</w:t>
+            </w:r>
+          </w:p>
+        </w:tc>
+      </w:tr>
+      <w:tr>
+        <w:tc>
+          <w:tcPr>
+            <w:tcW w:w="1329" w:type="dxa"/>
+          </w:tcPr>
+          <w:p>
+            <w:pPr>
+              <w:rPr>
+                <w:sz w:val="16"/>
+                <w:szCs w:val="16"/>
+              </w:rPr>
+            </w:pPr>
+            <w:r>
+              <w:rPr>
+                <w:sz w:val="16"/>
+                <w:szCs w:val="16"/>
+              </w:rPr>
+              <w:t>raisin-bread.png</w:t>
+            </w:r>
+          </w:p>
+        </w:tc>
+        <w:tc>
+          <w:tcPr>
+            <w:tcW w:w="1930" w:type="dxa"/>
+          </w:tcPr>
+          <w:p>
+            <w:pPr>
+              <w:rPr>
+                <w:sz w:val="16"/>
+                <w:szCs w:val="16"/>
+              </w:rPr>
+            </w:pPr>
+            <w:r>
+              <w:rPr>
+                <w:sz w:val="16"/>
+                <w:szCs w:val="16"/>
+              </w:rPr>
+              <w:t xml:space="preserve">Used as the image for the </w:t>
+            </w:r>
+            <w:r>
+              <w:rPr>
+                <w:sz w:val="16"/>
+                <w:szCs w:val="16"/>
+              </w:rPr>
+              <w:t>bread</w:t>
+            </w:r>
+            <w:r>
+              <w:rPr>
+                <w:sz w:val="16"/>
+                <w:szCs w:val="16"/>
+              </w:rPr>
+              <w:t xml:space="preserve"> example product</w:t>
+            </w:r>
+            <w:r>
+              <w:rPr>
+                <w:sz w:val="16"/>
+                <w:szCs w:val="16"/>
+              </w:rPr>
+              <w:t xml:space="preserve"> on the products page </w:t>
+            </w:r>
+          </w:p>
+        </w:tc>
+        <w:tc>
+          <w:tcPr>
+            <w:tcW w:w="7104" w:type="dxa"/>
+          </w:tcPr>
+          <w:p>
+            <w:pPr>
+              <w:rPr>
+                <w:sz w:val="16"/>
+                <w:szCs w:val="16"/>
+              </w:rPr>
+            </w:pPr>
+            <w:r>
+              <w:rPr>
+                <w:sz w:val="16"/>
+                <w:szCs w:val="16"/>
+              </w:rPr>
+              <w:t>https://pngimg.com/image/2262</w:t>
+            </w:r>
+          </w:p>
+        </w:tc>
+        <w:tc>
+          <w:tcPr>
+            <w:tcW w:w="977" w:type="dxa"/>
+          </w:tcPr>
+          <w:p>
+            <w:pPr>
+              <w:rPr>
+                <w:sz w:val="16"/>
+                <w:szCs w:val="16"/>
+              </w:rPr>
+            </w:pPr>
+            <w:r>
+              <w:rPr>
+                <w:sz w:val="16"/>
+                <w:szCs w:val="16"/>
+              </w:rPr>
+              <w:t>14/04/26</w:t>
+            </w:r>
+          </w:p>
+        </w:tc>
+      </w:tr>
+      <w:tr>
+        <w:tc>
+          <w:tcPr>
+            <w:tcW w:w="1329" w:type="dxa"/>
             <w:shd w:val="clear" w:color="auto" w:fill="D9E2F3" w:themeFill="accent1" w:themeFillTint="33"/>
           </w:tcPr>
           <w:p>
@@ -1110,7 +1640,7 @@
                 <w:sz w:val="16"/>
                 <w:szCs w:val="16"/>
               </w:rPr>
-              <w:t>PRODUCTS</w:t>
+              <w:t>OTHER IMAGES</w:t>
             </w:r>
           </w:p>
         </w:tc>
@@ -1174,7 +1704,7 @@
                 <w:sz w:val="16"/>
                 <w:szCs w:val="16"/>
               </w:rPr>
-              <w:t>apple.png</w:t>
+              <w:t>field.jpg</w:t>
             </w:r>
           </w:p>
         </w:tc>
@@ -1194,14 +1724,7 @@
                 <w:sz w:val="16"/>
                 <w:szCs w:val="16"/>
               </w:rPr>
-              <w:t>Used as the image for the apple example product</w:t>
-            </w:r>
-            <w:r>
-              <w:rPr>
-                <w:sz w:val="16"/>
-                <w:szCs w:val="16"/>
-              </w:rPr>
-              <w:t xml:space="preserve"> on the products page </w:t>
+              <w:t xml:space="preserve">Used as a background image for the text section at the top of the homepage. </w:t>
             </w:r>
           </w:p>
         </w:tc>
@@ -1216,6 +1739,13 @@
                 <w:szCs w:val="16"/>
               </w:rPr>
             </w:pPr>
+            <w:r>
+              <w:rPr>
+                <w:sz w:val="16"/>
+                <w:szCs w:val="16"/>
+              </w:rPr>
+              <w:t>https://www.freepik.com/free-photo/agricultural-field-ai-generated_172722438.htm#fromView=keyword&amp;page=1&amp;position=5&amp;uuid=6079f827-7118-4466-8fe4-e278486bd854&amp;query=Farm+crops</w:t>
+            </w:r>
           </w:p>
         </w:tc>
         <w:tc>
@@ -1234,7 +1764,7 @@
                 <w:sz w:val="16"/>
                 <w:szCs w:val="16"/>
               </w:rPr>
-              <w:t>14/04/26</w:t>
+              <w:t>23/04/26</w:t>
             </w:r>
           </w:p>
         </w:tc>
@@ -1256,7 +1786,7 @@
                 <w:sz w:val="16"/>
                 <w:szCs w:val="16"/>
               </w:rPr>
-              <w:t>bacon.png</w:t>
+              <w:t>produce.png</w:t>
             </w:r>
           </w:p>
         </w:tc>
@@ -1276,7 +1806,7 @@
                 <w:sz w:val="16"/>
                 <w:szCs w:val="16"/>
               </w:rPr>
-              <w:t>Added to file folder to test the add product function</w:t>
+              <w:t xml:space="preserve">Used as a graphic next to the What do we do section to draw attention to the text. </w:t>
             </w:r>
           </w:p>
         </w:tc>
@@ -1291,809 +1821,12 @@
                 <w:szCs w:val="16"/>
               </w:rPr>
             </w:pPr>
-          </w:p>
-        </w:tc>
-        <w:tc>
-          <w:tcPr>
-            <w:tcW w:w="977" w:type="dxa"/>
-          </w:tcPr>
-          <w:p>
-            <w:pPr>
-              <w:rPr>
-                <w:sz w:val="16"/>
-                <w:szCs w:val="16"/>
-              </w:rPr>
-            </w:pPr>
-            <w:r>
-              <w:rPr>
-                <w:sz w:val="16"/>
-                <w:szCs w:val="16"/>
-              </w:rPr>
-              <w:t>21/04/26</w:t>
-            </w:r>
-          </w:p>
-        </w:tc>
-      </w:tr>
-      <w:tr>
-        <w:tc>
-          <w:tcPr>
-            <w:tcW w:w="1329" w:type="dxa"/>
-          </w:tcPr>
-          <w:p>
-            <w:pPr>
-              <w:rPr>
-                <w:sz w:val="16"/>
-                <w:szCs w:val="16"/>
-              </w:rPr>
-            </w:pPr>
-            <w:r>
-              <w:rPr>
-                <w:sz w:val="16"/>
-                <w:szCs w:val="16"/>
-              </w:rPr>
-              <w:t>banana.png</w:t>
-            </w:r>
-          </w:p>
-        </w:tc>
-        <w:tc>
-          <w:tcPr>
-            <w:tcW w:w="1930" w:type="dxa"/>
-          </w:tcPr>
-          <w:p>
-            <w:pPr>
-              <w:rPr>
-                <w:sz w:val="16"/>
-                <w:szCs w:val="16"/>
-              </w:rPr>
-            </w:pPr>
-            <w:r>
-              <w:rPr>
-                <w:sz w:val="16"/>
-                <w:szCs w:val="16"/>
-              </w:rPr>
-              <w:t xml:space="preserve">Used as the image for the </w:t>
-            </w:r>
-            <w:r>
-              <w:rPr>
-                <w:sz w:val="16"/>
-                <w:szCs w:val="16"/>
-              </w:rPr>
-              <w:t>banana</w:t>
-            </w:r>
-            <w:r>
-              <w:rPr>
-                <w:sz w:val="16"/>
-                <w:szCs w:val="16"/>
-              </w:rPr>
-              <w:t xml:space="preserve"> example product</w:t>
-            </w:r>
-            <w:r>
-              <w:rPr>
-                <w:sz w:val="16"/>
-                <w:szCs w:val="16"/>
-              </w:rPr>
-              <w:t xml:space="preserve"> on the products page </w:t>
-            </w:r>
-          </w:p>
-        </w:tc>
-        <w:tc>
-          <w:tcPr>
-            <w:tcW w:w="7104" w:type="dxa"/>
-          </w:tcPr>
-          <w:p>
-            <w:pPr>
-              <w:rPr>
-                <w:sz w:val="16"/>
-                <w:szCs w:val="16"/>
-              </w:rPr>
-            </w:pPr>
-          </w:p>
-        </w:tc>
-        <w:tc>
-          <w:tcPr>
-            <w:tcW w:w="977" w:type="dxa"/>
-          </w:tcPr>
-          <w:p>
-            <w:pPr>
-              <w:rPr>
-                <w:sz w:val="16"/>
-                <w:szCs w:val="16"/>
-              </w:rPr>
-            </w:pPr>
-            <w:r>
-              <w:rPr>
-                <w:sz w:val="16"/>
-                <w:szCs w:val="16"/>
-              </w:rPr>
-              <w:t>14/04/26</w:t>
-            </w:r>
-          </w:p>
-        </w:tc>
-      </w:tr>
-      <w:tr>
-        <w:tc>
-          <w:tcPr>
-            <w:tcW w:w="1329" w:type="dxa"/>
-          </w:tcPr>
-          <w:p>
-            <w:pPr>
-              <w:rPr>
-                <w:sz w:val="16"/>
-                <w:szCs w:val="16"/>
-              </w:rPr>
-            </w:pPr>
-            <w:r>
-              <w:rPr>
-                <w:sz w:val="16"/>
-                <w:szCs w:val="16"/>
-              </w:rPr>
-              <w:t>brown-eggs.png</w:t>
-            </w:r>
-          </w:p>
-        </w:tc>
-        <w:tc>
-          <w:tcPr>
-            <w:tcW w:w="1930" w:type="dxa"/>
-          </w:tcPr>
-          <w:p>
-            <w:pPr>
-              <w:rPr>
-                <w:sz w:val="16"/>
-                <w:szCs w:val="16"/>
-              </w:rPr>
-            </w:pPr>
-            <w:r>
-              <w:rPr>
-                <w:sz w:val="16"/>
-                <w:szCs w:val="16"/>
-              </w:rPr>
-              <w:t>Added to file folder to test the add product function</w:t>
-            </w:r>
-          </w:p>
-        </w:tc>
-        <w:tc>
-          <w:tcPr>
-            <w:tcW w:w="7104" w:type="dxa"/>
-          </w:tcPr>
-          <w:p>
-            <w:pPr>
-              <w:rPr>
-                <w:sz w:val="16"/>
-                <w:szCs w:val="16"/>
-              </w:rPr>
-            </w:pPr>
-          </w:p>
-        </w:tc>
-        <w:tc>
-          <w:tcPr>
-            <w:tcW w:w="977" w:type="dxa"/>
-          </w:tcPr>
-          <w:p>
-            <w:pPr>
-              <w:rPr>
-                <w:sz w:val="16"/>
-                <w:szCs w:val="16"/>
-              </w:rPr>
-            </w:pPr>
-            <w:r>
-              <w:rPr>
-                <w:sz w:val="16"/>
-                <w:szCs w:val="16"/>
-              </w:rPr>
-              <w:t>21/04/26</w:t>
-            </w:r>
-          </w:p>
-        </w:tc>
-      </w:tr>
-      <w:tr>
-        <w:tc>
-          <w:tcPr>
-            <w:tcW w:w="1329" w:type="dxa"/>
-          </w:tcPr>
-          <w:p>
-            <w:pPr>
-              <w:rPr>
-                <w:sz w:val="16"/>
-                <w:szCs w:val="16"/>
-              </w:rPr>
-            </w:pPr>
-            <w:r>
-              <w:rPr>
-                <w:sz w:val="16"/>
-                <w:szCs w:val="16"/>
-              </w:rPr>
-              <w:t>honey.png</w:t>
-            </w:r>
-          </w:p>
-        </w:tc>
-        <w:tc>
-          <w:tcPr>
-            <w:tcW w:w="1930" w:type="dxa"/>
-          </w:tcPr>
-          <w:p>
-            <w:pPr>
-              <w:rPr>
-                <w:sz w:val="16"/>
-                <w:szCs w:val="16"/>
-              </w:rPr>
-            </w:pPr>
-            <w:r>
-              <w:rPr>
-                <w:sz w:val="16"/>
-                <w:szCs w:val="16"/>
-              </w:rPr>
-              <w:t>Added to file folder to test the add product function</w:t>
-            </w:r>
-          </w:p>
-        </w:tc>
-        <w:tc>
-          <w:tcPr>
-            <w:tcW w:w="7104" w:type="dxa"/>
-          </w:tcPr>
-          <w:p>
-            <w:pPr>
-              <w:rPr>
-                <w:sz w:val="16"/>
-                <w:szCs w:val="16"/>
-              </w:rPr>
-            </w:pPr>
-          </w:p>
-        </w:tc>
-        <w:tc>
-          <w:tcPr>
-            <w:tcW w:w="977" w:type="dxa"/>
-          </w:tcPr>
-          <w:p>
-            <w:pPr>
-              <w:rPr>
-                <w:sz w:val="16"/>
-                <w:szCs w:val="16"/>
-              </w:rPr>
-            </w:pPr>
-            <w:r>
-              <w:rPr>
-                <w:sz w:val="16"/>
-                <w:szCs w:val="16"/>
-              </w:rPr>
-              <w:t>21/04/26</w:t>
-            </w:r>
-          </w:p>
-        </w:tc>
-      </w:tr>
-      <w:tr>
-        <w:tc>
-          <w:tcPr>
-            <w:tcW w:w="1329" w:type="dxa"/>
-          </w:tcPr>
-          <w:p>
-            <w:pPr>
-              <w:rPr>
-                <w:sz w:val="16"/>
-                <w:szCs w:val="16"/>
-              </w:rPr>
-            </w:pPr>
-            <w:r>
-              <w:rPr>
-                <w:sz w:val="16"/>
-                <w:szCs w:val="16"/>
-              </w:rPr>
-              <w:lastRenderedPageBreak/>
-              <w:t>orange.png</w:t>
-            </w:r>
-          </w:p>
-        </w:tc>
-        <w:tc>
-          <w:tcPr>
-            <w:tcW w:w="1930" w:type="dxa"/>
-          </w:tcPr>
-          <w:p>
-            <w:pPr>
-              <w:rPr>
-                <w:sz w:val="16"/>
-                <w:szCs w:val="16"/>
-              </w:rPr>
-            </w:pPr>
-            <w:r>
-              <w:rPr>
-                <w:sz w:val="16"/>
-                <w:szCs w:val="16"/>
-              </w:rPr>
-              <w:t xml:space="preserve">Used as the image for the </w:t>
-            </w:r>
-            <w:r>
-              <w:rPr>
-                <w:sz w:val="16"/>
-                <w:szCs w:val="16"/>
-              </w:rPr>
-              <w:t>orange</w:t>
-            </w:r>
-            <w:r>
-              <w:rPr>
-                <w:sz w:val="16"/>
-                <w:szCs w:val="16"/>
-              </w:rPr>
-              <w:t xml:space="preserve"> example product</w:t>
-            </w:r>
-            <w:r>
-              <w:rPr>
-                <w:sz w:val="16"/>
-                <w:szCs w:val="16"/>
-              </w:rPr>
-              <w:t xml:space="preserve"> on the products page </w:t>
-            </w:r>
-          </w:p>
-        </w:tc>
-        <w:tc>
-          <w:tcPr>
-            <w:tcW w:w="7104" w:type="dxa"/>
-          </w:tcPr>
-          <w:p>
-            <w:pPr>
-              <w:rPr>
-                <w:sz w:val="16"/>
-                <w:szCs w:val="16"/>
-              </w:rPr>
-            </w:pPr>
-          </w:p>
-        </w:tc>
-        <w:tc>
-          <w:tcPr>
-            <w:tcW w:w="977" w:type="dxa"/>
-          </w:tcPr>
-          <w:p>
-            <w:pPr>
-              <w:rPr>
-                <w:sz w:val="16"/>
-                <w:szCs w:val="16"/>
-              </w:rPr>
-            </w:pPr>
-            <w:r>
-              <w:rPr>
-                <w:sz w:val="16"/>
-                <w:szCs w:val="16"/>
-              </w:rPr>
-              <w:t>14/04/26</w:t>
-            </w:r>
-          </w:p>
-        </w:tc>
-      </w:tr>
-      <w:tr>
-        <w:tc>
-          <w:tcPr>
-            <w:tcW w:w="1329" w:type="dxa"/>
-          </w:tcPr>
-          <w:p>
-            <w:pPr>
-              <w:rPr>
-                <w:sz w:val="16"/>
-                <w:szCs w:val="16"/>
-              </w:rPr>
-            </w:pPr>
-            <w:r>
-              <w:rPr>
-                <w:sz w:val="16"/>
-                <w:szCs w:val="16"/>
-              </w:rPr>
-              <w:t>orange-juice.png</w:t>
-            </w:r>
-          </w:p>
-        </w:tc>
-        <w:tc>
-          <w:tcPr>
-            <w:tcW w:w="1930" w:type="dxa"/>
-          </w:tcPr>
-          <w:p>
-            <w:pPr>
-              <w:rPr>
-                <w:sz w:val="16"/>
-                <w:szCs w:val="16"/>
-              </w:rPr>
-            </w:pPr>
-            <w:r>
-              <w:rPr>
-                <w:sz w:val="16"/>
-                <w:szCs w:val="16"/>
-              </w:rPr>
-              <w:t>Added to file folder to test the add product function</w:t>
-            </w:r>
-          </w:p>
-        </w:tc>
-        <w:tc>
-          <w:tcPr>
-            <w:tcW w:w="7104" w:type="dxa"/>
-          </w:tcPr>
-          <w:p>
-            <w:pPr>
-              <w:rPr>
-                <w:sz w:val="16"/>
-                <w:szCs w:val="16"/>
-              </w:rPr>
-            </w:pPr>
-          </w:p>
-        </w:tc>
-        <w:tc>
-          <w:tcPr>
-            <w:tcW w:w="977" w:type="dxa"/>
-          </w:tcPr>
-          <w:p>
-            <w:pPr>
-              <w:rPr>
-                <w:sz w:val="16"/>
-                <w:szCs w:val="16"/>
-              </w:rPr>
-            </w:pPr>
-            <w:r>
-              <w:rPr>
-                <w:sz w:val="16"/>
-                <w:szCs w:val="16"/>
-              </w:rPr>
-              <w:t>21/04/26</w:t>
-            </w:r>
-          </w:p>
-        </w:tc>
-      </w:tr>
-      <w:tr>
-        <w:tc>
-          <w:tcPr>
-            <w:tcW w:w="1329" w:type="dxa"/>
-          </w:tcPr>
-          <w:p>
-            <w:pPr>
-              <w:rPr>
-                <w:sz w:val="16"/>
-                <w:szCs w:val="16"/>
-              </w:rPr>
-            </w:pPr>
-            <w:r>
-              <w:rPr>
-                <w:sz w:val="16"/>
-                <w:szCs w:val="16"/>
-              </w:rPr>
-              <w:t>raisin-bread.png</w:t>
-            </w:r>
-          </w:p>
-        </w:tc>
-        <w:tc>
-          <w:tcPr>
-            <w:tcW w:w="1930" w:type="dxa"/>
-          </w:tcPr>
-          <w:p>
-            <w:pPr>
-              <w:rPr>
-                <w:sz w:val="16"/>
-                <w:szCs w:val="16"/>
-              </w:rPr>
-            </w:pPr>
-            <w:r>
-              <w:rPr>
-                <w:sz w:val="16"/>
-                <w:szCs w:val="16"/>
-              </w:rPr>
-              <w:t xml:space="preserve">Used as the image for the </w:t>
-            </w:r>
-            <w:r>
-              <w:rPr>
-                <w:sz w:val="16"/>
-                <w:szCs w:val="16"/>
-              </w:rPr>
-              <w:t>bread</w:t>
-            </w:r>
-            <w:r>
-              <w:rPr>
-                <w:sz w:val="16"/>
-                <w:szCs w:val="16"/>
-              </w:rPr>
-              <w:t xml:space="preserve"> example product</w:t>
-            </w:r>
-            <w:r>
-              <w:rPr>
-                <w:sz w:val="16"/>
-                <w:szCs w:val="16"/>
-              </w:rPr>
-              <w:t xml:space="preserve"> on the products page </w:t>
-            </w:r>
-          </w:p>
-        </w:tc>
-        <w:tc>
-          <w:tcPr>
-            <w:tcW w:w="7104" w:type="dxa"/>
-          </w:tcPr>
-          <w:p>
-            <w:pPr>
-              <w:rPr>
-                <w:sz w:val="16"/>
-                <w:szCs w:val="16"/>
-              </w:rPr>
-            </w:pPr>
-          </w:p>
-        </w:tc>
-        <w:tc>
-          <w:tcPr>
-            <w:tcW w:w="977" w:type="dxa"/>
-          </w:tcPr>
-          <w:p>
-            <w:pPr>
-              <w:rPr>
-                <w:sz w:val="16"/>
-                <w:szCs w:val="16"/>
-              </w:rPr>
-            </w:pPr>
-            <w:r>
-              <w:rPr>
-                <w:sz w:val="16"/>
-                <w:szCs w:val="16"/>
-              </w:rPr>
-              <w:t>14/04/26</w:t>
-            </w:r>
-          </w:p>
-        </w:tc>
-      </w:tr>
-      <w:tr>
-        <w:tc>
-          <w:tcPr>
-            <w:tcW w:w="1329" w:type="dxa"/>
-          </w:tcPr>
-          <w:p>
-            <w:pPr>
-              <w:rPr>
-                <w:sz w:val="16"/>
-                <w:szCs w:val="16"/>
-              </w:rPr>
-            </w:pPr>
-            <w:r>
-              <w:rPr>
-                <w:sz w:val="16"/>
-                <w:szCs w:val="16"/>
-              </w:rPr>
-              <w:t>steak.png</w:t>
-            </w:r>
-          </w:p>
-        </w:tc>
-        <w:tc>
-          <w:tcPr>
-            <w:tcW w:w="1930" w:type="dxa"/>
-          </w:tcPr>
-          <w:p>
-            <w:pPr>
-              <w:rPr>
-                <w:sz w:val="16"/>
-                <w:szCs w:val="16"/>
-              </w:rPr>
-            </w:pPr>
-            <w:r>
-              <w:rPr>
-                <w:sz w:val="16"/>
-                <w:szCs w:val="16"/>
-              </w:rPr>
-              <w:t>Added to file folder to test the add product function</w:t>
-            </w:r>
-          </w:p>
-        </w:tc>
-        <w:tc>
-          <w:tcPr>
-            <w:tcW w:w="7104" w:type="dxa"/>
-          </w:tcPr>
-          <w:p>
-            <w:pPr>
-              <w:rPr>
-                <w:sz w:val="16"/>
-                <w:szCs w:val="16"/>
-              </w:rPr>
-            </w:pPr>
-          </w:p>
-        </w:tc>
-        <w:tc>
-          <w:tcPr>
-            <w:tcW w:w="977" w:type="dxa"/>
-          </w:tcPr>
-          <w:p>
-            <w:pPr>
-              <w:rPr>
-                <w:sz w:val="16"/>
-                <w:szCs w:val="16"/>
-              </w:rPr>
-            </w:pPr>
-            <w:r>
-              <w:rPr>
-                <w:sz w:val="16"/>
-                <w:szCs w:val="16"/>
-              </w:rPr>
-              <w:t>21/04/26</w:t>
-            </w:r>
-          </w:p>
-        </w:tc>
-      </w:tr>
-      <w:tr>
-        <w:tc>
-          <w:tcPr>
-            <w:tcW w:w="1329" w:type="dxa"/>
-          </w:tcPr>
-          <w:p>
-            <w:pPr>
-              <w:rPr>
-                <w:sz w:val="16"/>
-                <w:szCs w:val="16"/>
-              </w:rPr>
-            </w:pPr>
-            <w:r>
-              <w:rPr>
-                <w:sz w:val="16"/>
-                <w:szCs w:val="16"/>
-              </w:rPr>
-              <w:t>white-eggs.png</w:t>
-            </w:r>
-          </w:p>
-        </w:tc>
-        <w:tc>
-          <w:tcPr>
-            <w:tcW w:w="1930" w:type="dxa"/>
-          </w:tcPr>
-          <w:p>
-            <w:pPr>
-              <w:rPr>
-                <w:sz w:val="16"/>
-                <w:szCs w:val="16"/>
-              </w:rPr>
-            </w:pPr>
-            <w:r>
-              <w:rPr>
-                <w:sz w:val="16"/>
-                <w:szCs w:val="16"/>
-              </w:rPr>
-              <w:t>Added to file folder to test the add product function</w:t>
-            </w:r>
-          </w:p>
-        </w:tc>
-        <w:tc>
-          <w:tcPr>
-            <w:tcW w:w="7104" w:type="dxa"/>
-          </w:tcPr>
-          <w:p>
-            <w:pPr>
-              <w:rPr>
-                <w:sz w:val="16"/>
-                <w:szCs w:val="16"/>
-              </w:rPr>
-            </w:pPr>
-          </w:p>
-        </w:tc>
-        <w:tc>
-          <w:tcPr>
-            <w:tcW w:w="977" w:type="dxa"/>
-          </w:tcPr>
-          <w:p>
-            <w:pPr>
-              <w:rPr>
-                <w:sz w:val="16"/>
-                <w:szCs w:val="16"/>
-              </w:rPr>
-            </w:pPr>
-            <w:r>
-              <w:rPr>
-                <w:sz w:val="16"/>
-                <w:szCs w:val="16"/>
-              </w:rPr>
-              <w:t>21/04/26</w:t>
-            </w:r>
-          </w:p>
-        </w:tc>
-      </w:tr>
-      <w:tr>
-        <w:tc>
-          <w:tcPr>
-            <w:tcW w:w="1329" w:type="dxa"/>
-            <w:shd w:val="clear" w:color="auto" w:fill="D9E2F3" w:themeFill="accent1" w:themeFillTint="33"/>
-          </w:tcPr>
-          <w:p>
-            <w:pPr>
-              <w:rPr>
-                <w:sz w:val="16"/>
-                <w:szCs w:val="16"/>
-              </w:rPr>
-            </w:pPr>
-            <w:r>
-              <w:rPr>
-                <w:sz w:val="16"/>
-                <w:szCs w:val="16"/>
-              </w:rPr>
-              <w:t>OTHER IMAGES</w:t>
-            </w:r>
-          </w:p>
-        </w:tc>
-        <w:tc>
-          <w:tcPr>
-            <w:tcW w:w="1930" w:type="dxa"/>
-            <w:shd w:val="clear" w:color="auto" w:fill="D9E2F3" w:themeFill="accent1" w:themeFillTint="33"/>
-          </w:tcPr>
-          <w:p>
-            <w:pPr>
-              <w:rPr>
-                <w:sz w:val="16"/>
-                <w:szCs w:val="16"/>
-              </w:rPr>
-            </w:pPr>
-          </w:p>
-        </w:tc>
-        <w:tc>
-          <w:tcPr>
-            <w:tcW w:w="7104" w:type="dxa"/>
-            <w:shd w:val="clear" w:color="auto" w:fill="D9E2F3" w:themeFill="accent1" w:themeFillTint="33"/>
-          </w:tcPr>
-          <w:p>
-            <w:pPr>
-              <w:rPr>
-                <w:sz w:val="16"/>
-                <w:szCs w:val="16"/>
-              </w:rPr>
-            </w:pPr>
-          </w:p>
-        </w:tc>
-        <w:tc>
-          <w:tcPr>
-            <w:tcW w:w="977" w:type="dxa"/>
-            <w:shd w:val="clear" w:color="auto" w:fill="D9E2F3" w:themeFill="accent1" w:themeFillTint="33"/>
-          </w:tcPr>
-          <w:p>
-            <w:pPr>
-              <w:rPr>
-                <w:sz w:val="16"/>
-                <w:szCs w:val="16"/>
-              </w:rPr>
-            </w:pPr>
-          </w:p>
-        </w:tc>
-      </w:tr>
-      <w:tr>
-        <w:tc>
-          <w:tcPr>
-            <w:tcW w:w="1329" w:type="dxa"/>
-          </w:tcPr>
-          <w:p>
-            <w:pPr>
-              <w:rPr>
-                <w:sz w:val="16"/>
-                <w:szCs w:val="16"/>
-              </w:rPr>
-            </w:pPr>
-            <w:r>
-              <w:rPr>
-                <w:sz w:val="16"/>
-                <w:szCs w:val="16"/>
-              </w:rPr>
-              <w:t>field.jpg</w:t>
-            </w:r>
-          </w:p>
-        </w:tc>
-        <w:tc>
-          <w:tcPr>
-            <w:tcW w:w="1930" w:type="dxa"/>
-          </w:tcPr>
-          <w:p>
-            <w:pPr>
-              <w:rPr>
-                <w:sz w:val="16"/>
-                <w:szCs w:val="16"/>
-              </w:rPr>
-            </w:pPr>
-          </w:p>
-        </w:tc>
-        <w:tc>
-          <w:tcPr>
-            <w:tcW w:w="7104" w:type="dxa"/>
-          </w:tcPr>
-          <w:p>
-            <w:pPr>
-              <w:rPr>
-                <w:sz w:val="16"/>
-                <w:szCs w:val="16"/>
-              </w:rPr>
-            </w:pPr>
-            <w:r>
-              <w:rPr>
-                <w:sz w:val="16"/>
-                <w:szCs w:val="16"/>
-              </w:rPr>
-              <w:t>https://www.freepik.com/free-photo/agricultural-field-ai-generated_172722438.htm#fromView=keyword&amp;page=1&amp;position=5&amp;uuid=6079f827-7118-4466-8fe4-e278486bd854&amp;query=Farm+crops</w:t>
+            <w:r>
+              <w:rPr>
+                <w:sz w:val="16"/>
+                <w:szCs w:val="16"/>
+              </w:rPr>
+              <w:t>https://www.freepik.com/free-photo/small-cherry-tomatoes-women39s-hands-blurred-background_33378979.htm#fromView=search&amp;page=1&amp;position=12&amp;uuid=72b3aef9-e81c-49bf-a196-50049a61341b&amp;query=produce</w:t>
             </w:r>
           </w:p>
         </w:tc>
@@ -2132,7 +1865,7 @@
 </file>
 
 <file path=word/styles.xml><?xml version="1.0" encoding="utf-8"?>
-<w:styles xmlns:mc="http://schemas.openxmlformats.org/markup-compatibility/2006" xmlns:r="http://schemas.openxmlformats.org/officeDocument/2006/relationships" xmlns:w="http://schemas.openxmlformats.org/wordprocessingml/2006/main" xmlns:w14="http://schemas.microsoft.com/office/word/2010/wordml" xmlns:w15="http://schemas.microsoft.com/office/word/2012/wordml" xmlns:w16cex="http://schemas.microsoft.com/office/word/2018/wordml/cex" xmlns:w16cid="http://schemas.microsoft.com/office/word/2016/wordml/cid" xmlns:w16="http://schemas.microsoft.com/office/word/2018/wordml" xmlns:w16sdtdh="http://schemas.microsoft.com/office/word/2020/wordml/sdtdatahash" xmlns:w16se="http://schemas.microsoft.com/office/word/2015/wordml/symex" mc:Ignorable="w14 w15 w16se w16cid w16 w16cex w16sdtdh">
+<w:styles xmlns:mc="http://schemas.openxmlformats.org/markup-compatibility/2006" xmlns:r="http://schemas.openxmlformats.org/officeDocument/2006/relationships" xmlns:w="http://schemas.openxmlformats.org/wordprocessingml/2006/main" xmlns:w14="http://schemas.microsoft.com/office/word/2010/wordml" xmlns:w15="http://schemas.microsoft.com/office/word/2012/wordml" xmlns:w16cex="http://schemas.microsoft.com/office/word/2018/wordml/cex" xmlns:w16cid="http://schemas.microsoft.com/office/word/2016/wordml/cid" xmlns:w16="http://schemas.microsoft.com/office/word/2018/wordml" xmlns:w16du="http://schemas.microsoft.com/office/word/2023/wordml/word16du" xmlns:w16sdtdh="http://schemas.microsoft.com/office/word/2020/wordml/sdtdatahash" xmlns:w16sdtfl="http://schemas.microsoft.com/office/word/2024/wordml/sdtformatlock" xmlns:w16se="http://schemas.microsoft.com/office/word/2015/wordml/symex" mc:Ignorable="w14 w15 w16se w16cid w16 w16cex w16sdtdh w16sdtfl w16du">
   <w:docDefaults>
     <w:rPrDefault>
       <w:rPr>
@@ -2533,7 +2266,6 @@
   <w:style w:type="character" w:default="1" w:styleId="DefaultParagraphFont">
     <w:name w:val="Default Paragraph Font"/>
     <w:uiPriority w:val="1"/>
-    <w:semiHidden/>
     <w:unhideWhenUsed/>
   </w:style>
   <w:style w:type="table" w:default="1" w:styleId="TableNormal">
@@ -2575,6 +2307,29 @@
         <w:insideV w:val="single" w:sz="4" w:space="0" w:color="auto"/>
       </w:tblBorders>
     </w:tblPr>
+  </w:style>
+  <w:style w:type="character" w:styleId="Hyperlink">
+    <w:name w:val="Hyperlink"/>
+    <w:basedOn w:val="DefaultParagraphFont"/>
+    <w:uiPriority w:val="99"/>
+    <w:unhideWhenUsed/>
+    <w:rsid w:val="00A30DAC"/>
+    <w:rPr>
+      <w:color w:val="0563C1" w:themeColor="hyperlink"/>
+      <w:u w:val="single"/>
+    </w:rPr>
+  </w:style>
+  <w:style w:type="character" w:styleId="UnresolvedMention">
+    <w:name w:val="Unresolved Mention"/>
+    <w:basedOn w:val="DefaultParagraphFont"/>
+    <w:uiPriority w:val="99"/>
+    <w:semiHidden/>
+    <w:unhideWhenUsed/>
+    <w:rsid w:val="00A30DAC"/>
+    <w:rPr>
+      <w:color w:val="605E5C"/>
+      <w:shd w:val="clear" w:color="auto" w:fill="E1DFDD"/>
+    </w:rPr>
   </w:style>
 </w:styles>
 </file>
@@ -2875,11 +2630,12 @@
 </file>
 
 <file path=customXml/item1.xml><?xml version="1.0" encoding="utf-8"?>
-<p:properties xmlns:p="http://schemas.microsoft.com/office/2006/metadata/properties" xmlns:xsi="http://www.w3.org/2001/XMLSchema-instance" xmlns:pc="http://schemas.microsoft.com/office/infopath/2007/PartnerControls">
-  <documentManagement>
-    <_activity xmlns="0399ea55-a39e-4834-8b03-d5f211c695e6" xsi:nil="true"/>
-  </documentManagement>
-</p:properties>
+<?mso-contentType ?>
+<FormTemplates xmlns="http://schemas.microsoft.com/sharepoint/v3/contenttype/forms">
+  <Display>DocumentLibraryForm</Display>
+  <Edit>DocumentLibraryForm</Edit>
+  <New>DocumentLibraryForm</New>
+</FormTemplates>
 </file>
 
 <file path=customXml/item2.xml><?xml version="1.0" encoding="utf-8"?>
@@ -3100,20 +2856,17 @@
 </file>
 
 <file path=customXml/item3.xml><?xml version="1.0" encoding="utf-8"?>
-<?mso-contentType ?>
-<FormTemplates xmlns="http://schemas.microsoft.com/sharepoint/v3/contenttype/forms">
-  <Display>DocumentLibraryForm</Display>
-  <Edit>DocumentLibraryForm</Edit>
-  <New>DocumentLibraryForm</New>
-</FormTemplates>
+<p:properties xmlns:p="http://schemas.microsoft.com/office/2006/metadata/properties" xmlns:xsi="http://www.w3.org/2001/XMLSchema-instance" xmlns:pc="http://schemas.microsoft.com/office/infopath/2007/PartnerControls">
+  <documentManagement>
+    <_activity xmlns="0399ea55-a39e-4834-8b03-d5f211c695e6" xsi:nil="true"/>
+  </documentManagement>
+</p:properties>
 </file>
 
 <file path=customXml/itemProps1.xml><?xml version="1.0" encoding="utf-8"?>
-<ds:datastoreItem xmlns:ds="http://schemas.openxmlformats.org/officeDocument/2006/customXml" ds:itemID="{AE2A3185-8767-4878-A81A-1057B66FE33B}">
+<ds:datastoreItem xmlns:ds="http://schemas.openxmlformats.org/officeDocument/2006/customXml" ds:itemID="{3441B2CD-F419-4D65-A176-7B50779636CA}">
   <ds:schemaRefs>
-    <ds:schemaRef ds:uri="http://schemas.microsoft.com/office/2006/metadata/properties"/>
-    <ds:schemaRef ds:uri="http://schemas.microsoft.com/office/infopath/2007/PartnerControls"/>
-    <ds:schemaRef ds:uri="0399ea55-a39e-4834-8b03-d5f211c695e6"/>
+    <ds:schemaRef ds:uri="http://schemas.microsoft.com/sharepoint/v3/contenttype/forms"/>
   </ds:schemaRefs>
 </ds:datastoreItem>
 </file>
@@ -3138,9 +2891,11 @@
 </file>
 
 <file path=customXml/itemProps3.xml><?xml version="1.0" encoding="utf-8"?>
-<ds:datastoreItem xmlns:ds="http://schemas.openxmlformats.org/officeDocument/2006/customXml" ds:itemID="{3441B2CD-F419-4D65-A176-7B50779636CA}">
+<ds:datastoreItem xmlns:ds="http://schemas.openxmlformats.org/officeDocument/2006/customXml" ds:itemID="{AE2A3185-8767-4878-A81A-1057B66FE33B}">
   <ds:schemaRefs>
-    <ds:schemaRef ds:uri="http://schemas.microsoft.com/sharepoint/v3/contenttype/forms"/>
+    <ds:schemaRef ds:uri="http://schemas.microsoft.com/office/2006/metadata/properties"/>
+    <ds:schemaRef ds:uri="http://schemas.microsoft.com/office/infopath/2007/PartnerControls"/>
+    <ds:schemaRef ds:uri="0399ea55-a39e-4834-8b03-d5f211c695e6"/>
   </ds:schemaRefs>
 </ds:datastoreItem>
 </file>